--- a/data/NyayChat/Chat/189.docx
+++ b/data/NyayChat/Chat/189.docx
@@ -375,7 +375,7 @@
           <w:szCs w:val="24"/>
           <w:rtl w:val="0"/>
         </w:rPr>
-        <w:t xml:space="preserve">Consumer Grievance Assistance Chatbot: Below is the process for the filing a consumer complaint at the Latehar District Consumer Disputes Redressal Commission for the described dispute through the e-Daakhil platform:</w:t>
+        <w:t xml:space="preserve">Consumer Grievance Assistance Chatbot: Below is the process for the filing a consumer complaint at the Latehar District Consumer Disputes Redressal Commission for the described dispute through the e-Jagriti platform:</w:t>
       </w:r>
     </w:p>
     <w:p>
@@ -409,7 +409,7 @@
             <w:u w:val="single"/>
             <w:rtl w:val="0"/>
           </w:rPr>
-          <w:t xml:space="preserve">e-Daakhil</w:t>
+          <w:t xml:space="preserve">e-Jagriti</w:t>
         </w:r>
       </w:hyperlink>
       <w:r>
@@ -943,7 +943,7 @@
           <w:szCs w:val="24"/>
           <w:rtl w:val="0"/>
         </w:rPr>
-        <w:t xml:space="preserve">. Once downloaded, fill in all blank details, review and sign the complaint and verification before a notary public. Then scan the document as a pdf and upload it to the e-daakhil upload documents section. You also need to submit an affidavit and a memo of parties. Do you want me to generate that now?</w:t>
+        <w:t xml:space="preserve">. Once downloaded, fill in all blank details, review and sign the complaint and verification before a notary public. Then scan the document as a pdf and upload it to the e-Jagriti upload documents section. You also need to submit an affidavit and a memo of parties. Do you want me to generate that now?</w:t>
       </w:r>
     </w:p>
     <w:p>
@@ -1063,7 +1063,7 @@
           <w:szCs w:val="24"/>
           <w:rtl w:val="0"/>
         </w:rPr>
-        <w:t xml:space="preserve">. Please print and verify the names and addresses on the memorandum of parties. For the affidavit, please sign it before a notary public and have the affidavit notarized. Both documents should be scanned and uploaded to the e-daakhil portal. Do you have any other questions or is there more information you'd like?</w:t>
+        <w:t xml:space="preserve">. Please print and verify the names and addresses on the memorandum of parties. For the affidavit, please sign it before a notary public and have the affidavit notarized. Both documents should be scanned and uploaded to the e-Jagriti portal. Do you have any other questions or is there more information you'd like?</w:t>
       </w:r>
     </w:p>
     <w:p>
@@ -1182,7 +1182,7 @@
     <w:name w:val="normal"/>
   </w:style>
   <w:style w:type="table" w:styleId="TableNormal" w:default="1">
-    <w:name w:val="Table Normal"/>
+    <w:name w:val="TableNormal"/>
   </w:style>
   <w:style w:type="paragraph" w:styleId="Heading1">
     <w:name w:val="heading 1"/>
